--- a/static/files/17-CAMILLERI Montalbano.docx
+++ b/static/files/17-CAMILLERI Montalbano.docx
@@ -816,7 +816,21 @@
         <w:rPr>
           <w:rFonts w:ascii="Times New Roman" w:hAnsi="Times New Roman" w:cs="Times New Roman"/>
         </w:rPr>
-        <w:t xml:space="preserve"> (i “pozzi sicchi”)</w:t>
+        <w:t xml:space="preserve"> (i “pozzi </w:t>
+      </w:r>
+      <w:proofErr w:type="spellStart"/>
+      <w:r>
+        <w:rPr>
+          <w:rFonts w:ascii="Times New Roman" w:hAnsi="Times New Roman" w:cs="Times New Roman"/>
+        </w:rPr>
+        <w:t>sicchi</w:t>
+      </w:r>
+      <w:proofErr w:type="spellEnd"/>
+      <w:r>
+        <w:rPr>
+          <w:rFonts w:ascii="Times New Roman" w:hAnsi="Times New Roman" w:cs="Times New Roman"/>
+        </w:rPr>
+        <w:t>”)</w:t>
       </w:r>
       <w:r>
         <w:rPr>
@@ -2254,6 +2268,14 @@
           <w:bCs/>
         </w:rPr>
         <w:lastRenderedPageBreak/>
+        <w:t xml:space="preserve">      </w:t>
+      </w:r>
+      <w:r>
+        <w:rPr>
+          <w:rFonts w:ascii="Times New Roman" w:hAnsi="Times New Roman" w:cs="Times New Roman"/>
+          <w:b/>
+          <w:bCs/>
+        </w:rPr>
         <w:t xml:space="preserve"> </w:t>
       </w:r>
       <w:r>
@@ -3556,7 +3578,19 @@
         <w:rPr>
           <w:rFonts w:ascii="Times New Roman" w:hAnsi="Times New Roman" w:cs="Times New Roman"/>
         </w:rPr>
-        <w:t xml:space="preserve">, affacciato sul mare. </w:t>
+        <w:t xml:space="preserve">, </w:t>
+      </w:r>
+      <w:r>
+        <w:rPr>
+          <w:rFonts w:ascii="Times New Roman" w:hAnsi="Times New Roman" w:cs="Times New Roman"/>
+        </w:rPr>
+        <w:t xml:space="preserve">non distante dal </w:t>
+      </w:r>
+      <w:r>
+        <w:rPr>
+          <w:rFonts w:ascii="Times New Roman" w:hAnsi="Times New Roman" w:cs="Times New Roman"/>
+        </w:rPr>
+        <w:t xml:space="preserve">mare. </w:t>
       </w:r>
       <w:r>
         <w:rPr>
@@ -4568,6 +4602,7 @@
         </w:rPr>
         <w:t>taliani (</w:t>
       </w:r>
+      <w:proofErr w:type="spellStart"/>
       <w:r>
         <w:rPr>
           <w:rFonts w:ascii="Times New Roman" w:hAnsi="Times New Roman" w:cs="Times New Roman"/>
@@ -4576,6 +4611,7 @@
         </w:rPr>
         <w:t>taliare</w:t>
       </w:r>
+      <w:proofErr w:type="spellEnd"/>
       <w:r>
         <w:rPr>
           <w:rFonts w:ascii="Times New Roman" w:hAnsi="Times New Roman" w:cs="Times New Roman"/>
@@ -4590,6 +4626,7 @@
         </w:rPr>
         <w:t xml:space="preserve">= guardare, </w:t>
       </w:r>
+      <w:proofErr w:type="spellStart"/>
       <w:r>
         <w:rPr>
           <w:rFonts w:ascii="Times New Roman" w:hAnsi="Times New Roman" w:cs="Times New Roman"/>
@@ -4598,6 +4635,7 @@
         </w:rPr>
         <w:t>trasere</w:t>
       </w:r>
+      <w:proofErr w:type="spellEnd"/>
       <w:r>
         <w:rPr>
           <w:rFonts w:ascii="Times New Roman" w:hAnsi="Times New Roman" w:cs="Times New Roman"/>
@@ -5811,8 +5849,21 @@
       <w:r>
         <w:rPr>
           <w:rFonts w:ascii="Times New Roman" w:hAnsi="Times New Roman" w:cs="Times New Roman"/>
-        </w:rPr>
-        <w:t xml:space="preserve">), che hanno un </w:t>
+          <w:vertAlign w:val="superscript"/>
+        </w:rPr>
+        <w:t>2</w:t>
+      </w:r>
+      <w:r>
+        <w:rPr>
+          <w:rFonts w:ascii="Times New Roman" w:hAnsi="Times New Roman" w:cs="Times New Roman"/>
+        </w:rPr>
+        <w:t>)</w:t>
+      </w:r>
+      <w:r>
+        <w:rPr>
+          <w:rFonts w:ascii="Times New Roman" w:hAnsi="Times New Roman" w:cs="Times New Roman"/>
+        </w:rPr>
+        <w:t xml:space="preserve">, che hanno un </w:t>
       </w:r>
       <w:r>
         <w:rPr>
@@ -6846,7 +6897,7 @@
           <w:rFonts w:ascii="Times New Roman" w:hAnsi="Times New Roman" w:cs="Times New Roman"/>
           <w:vertAlign w:val="superscript"/>
         </w:rPr>
-        <w:t>2</w:t>
+        <w:t>3</w:t>
       </w:r>
       <w:r>
         <w:rPr>
@@ -7025,7 +7076,7 @@
           <w:rFonts w:ascii="Times New Roman" w:hAnsi="Times New Roman" w:cs="Times New Roman"/>
           <w:vertAlign w:val="superscript"/>
         </w:rPr>
-        <w:t>3</w:t>
+        <w:t>4</w:t>
       </w:r>
       <w:r>
         <w:rPr>
@@ -7152,7 +7203,23 @@
           <w:sz w:val="20"/>
           <w:szCs w:val="20"/>
         </w:rPr>
-        <w:t>è un omaggio a uno scrittore spagnolo di romanzi gialli: Pablo Vazquez Mont</w:t>
+        <w:t xml:space="preserve">è un omaggio a uno scrittore spagnolo di romanzi gialli: </w:t>
+      </w:r>
+      <w:r>
+        <w:rPr>
+          <w:rFonts w:ascii="Times New Roman" w:hAnsi="Times New Roman" w:cs="Times New Roman"/>
+          <w:sz w:val="20"/>
+          <w:szCs w:val="20"/>
+        </w:rPr>
+        <w:t>Manuel</w:t>
+      </w:r>
+      <w:r>
+        <w:rPr>
+          <w:rFonts w:ascii="Times New Roman" w:hAnsi="Times New Roman" w:cs="Times New Roman"/>
+          <w:sz w:val="20"/>
+          <w:szCs w:val="20"/>
+        </w:rPr>
+        <w:t xml:space="preserve"> Vazquez Mont</w:t>
       </w:r>
       <w:r>
         <w:rPr>
@@ -7168,7 +7235,23 @@
           <w:sz w:val="20"/>
           <w:szCs w:val="20"/>
         </w:rPr>
-        <w:t>lban, La sua creatura, Pepe Carvalho, ha in comune con Montalbano la passione per la buona cucina</w:t>
+        <w:t>lban</w:t>
+      </w:r>
+      <w:r>
+        <w:rPr>
+          <w:rFonts w:ascii="Times New Roman" w:hAnsi="Times New Roman" w:cs="Times New Roman"/>
+          <w:sz w:val="20"/>
+          <w:szCs w:val="20"/>
+        </w:rPr>
+        <w:t>.</w:t>
+      </w:r>
+      <w:r>
+        <w:rPr>
+          <w:rFonts w:ascii="Times New Roman" w:hAnsi="Times New Roman" w:cs="Times New Roman"/>
+          <w:sz w:val="20"/>
+          <w:szCs w:val="20"/>
+        </w:rPr>
+        <w:t xml:space="preserve"> La sua creatura, Pepe Carvalho, ha in comune con Montalbano la passione per la buona cucina</w:t>
       </w:r>
       <w:r>
         <w:rPr>
@@ -7210,7 +7293,6 @@
           <w:rFonts w:ascii="Times New Roman" w:hAnsi="Times New Roman" w:cs="Times New Roman"/>
           <w:sz w:val="20"/>
           <w:szCs w:val="20"/>
-          <w:vertAlign w:val="superscript"/>
         </w:rPr>
       </w:pPr>
     </w:p>
@@ -7235,312 +7317,84 @@
       <w:r>
         <w:rPr>
           <w:rFonts w:ascii="Times New Roman" w:hAnsi="Times New Roman" w:cs="Times New Roman"/>
-          <w:b/>
-          <w:bCs/>
-          <w:sz w:val="20"/>
-          <w:szCs w:val="20"/>
-        </w:rPr>
-        <w:t>Nel</w:t>
-      </w:r>
-      <w:r>
-        <w:rPr>
-          <w:rFonts w:ascii="Times New Roman" w:hAnsi="Times New Roman" w:cs="Times New Roman"/>
-          <w:sz w:val="20"/>
-          <w:szCs w:val="20"/>
-        </w:rPr>
-        <w:t xml:space="preserve"> </w:t>
-      </w:r>
-      <w:r>
-        <w:rPr>
-          <w:rFonts w:ascii="Times New Roman" w:hAnsi="Times New Roman" w:cs="Times New Roman"/>
-          <w:b/>
-          <w:bCs/>
-          <w:sz w:val="20"/>
-          <w:szCs w:val="20"/>
-        </w:rPr>
-        <w:t>1992</w:t>
-      </w:r>
-      <w:r>
-        <w:rPr>
-          <w:rFonts w:ascii="Times New Roman" w:hAnsi="Times New Roman" w:cs="Times New Roman"/>
-          <w:sz w:val="20"/>
-          <w:szCs w:val="20"/>
-        </w:rPr>
-        <w:t xml:space="preserve">, </w:t>
-      </w:r>
-      <w:r>
-        <w:rPr>
-          <w:rFonts w:ascii="Times New Roman" w:hAnsi="Times New Roman" w:cs="Times New Roman"/>
-          <w:b/>
-          <w:bCs/>
-          <w:sz w:val="20"/>
-          <w:szCs w:val="20"/>
-        </w:rPr>
-        <w:t>in Sicilia</w:t>
-      </w:r>
-      <w:r>
-        <w:rPr>
-          <w:rFonts w:ascii="Times New Roman" w:hAnsi="Times New Roman" w:cs="Times New Roman"/>
-          <w:b/>
-          <w:bCs/>
-          <w:sz w:val="20"/>
-          <w:szCs w:val="20"/>
-        </w:rPr>
-        <w:t>,</w:t>
-      </w:r>
-      <w:r>
-        <w:rPr>
-          <w:rFonts w:ascii="Times New Roman" w:hAnsi="Times New Roman" w:cs="Times New Roman"/>
-          <w:sz w:val="20"/>
-          <w:szCs w:val="20"/>
-        </w:rPr>
-        <w:t xml:space="preserve"> </w:t>
-      </w:r>
-      <w:r>
-        <w:rPr>
-          <w:rFonts w:ascii="Times New Roman" w:hAnsi="Times New Roman" w:cs="Times New Roman"/>
-          <w:b/>
-          <w:bCs/>
-          <w:sz w:val="20"/>
-          <w:szCs w:val="20"/>
-        </w:rPr>
-        <w:t xml:space="preserve">due terribili stragi uccidono i giudici </w:t>
-      </w:r>
-      <w:r>
-        <w:rPr>
-          <w:rFonts w:ascii="Times New Roman" w:hAnsi="Times New Roman" w:cs="Times New Roman"/>
-          <w:b/>
-          <w:bCs/>
-          <w:sz w:val="20"/>
-          <w:szCs w:val="20"/>
-        </w:rPr>
-        <w:t xml:space="preserve">Giovanni </w:t>
-      </w:r>
-      <w:r>
-        <w:rPr>
-          <w:rFonts w:ascii="Times New Roman" w:hAnsi="Times New Roman" w:cs="Times New Roman"/>
-          <w:b/>
-          <w:bCs/>
-          <w:sz w:val="20"/>
-          <w:szCs w:val="20"/>
-        </w:rPr>
-        <w:t xml:space="preserve">Falcone e </w:t>
-      </w:r>
-      <w:r>
-        <w:rPr>
-          <w:rFonts w:ascii="Times New Roman" w:hAnsi="Times New Roman" w:cs="Times New Roman"/>
-          <w:b/>
-          <w:bCs/>
-          <w:sz w:val="20"/>
-          <w:szCs w:val="20"/>
-        </w:rPr>
-        <w:t xml:space="preserve">Paolo </w:t>
-      </w:r>
-      <w:r>
-        <w:rPr>
-          <w:rFonts w:ascii="Times New Roman" w:hAnsi="Times New Roman" w:cs="Times New Roman"/>
-          <w:b/>
-          <w:bCs/>
-          <w:sz w:val="20"/>
-          <w:szCs w:val="20"/>
-        </w:rPr>
-        <w:t>Borsellino e le loro scorte</w:t>
-      </w:r>
-      <w:r>
-        <w:rPr>
-          <w:rFonts w:ascii="Times New Roman" w:hAnsi="Times New Roman" w:cs="Times New Roman"/>
-          <w:sz w:val="20"/>
-          <w:szCs w:val="20"/>
-        </w:rPr>
-        <w:t xml:space="preserve">, interrompendo un’importante stagione di </w:t>
-      </w:r>
-      <w:r>
-        <w:rPr>
-          <w:rFonts w:ascii="Times New Roman" w:hAnsi="Times New Roman" w:cs="Times New Roman"/>
-          <w:sz w:val="20"/>
-          <w:szCs w:val="20"/>
-        </w:rPr>
-        <w:t xml:space="preserve">contrasto </w:t>
-      </w:r>
-      <w:r>
-        <w:rPr>
-          <w:rFonts w:ascii="Times New Roman" w:hAnsi="Times New Roman" w:cs="Times New Roman"/>
-          <w:sz w:val="20"/>
-          <w:szCs w:val="20"/>
-        </w:rPr>
-        <w:t xml:space="preserve">alla </w:t>
-      </w:r>
-      <w:r>
-        <w:rPr>
-          <w:rFonts w:ascii="Times New Roman" w:hAnsi="Times New Roman" w:cs="Times New Roman"/>
-          <w:sz w:val="20"/>
-          <w:szCs w:val="20"/>
-        </w:rPr>
-        <w:t xml:space="preserve">mafia </w:t>
-      </w:r>
-      <w:r>
-        <w:rPr>
-          <w:rFonts w:ascii="Times New Roman" w:hAnsi="Times New Roman" w:cs="Times New Roman"/>
-          <w:sz w:val="20"/>
-          <w:szCs w:val="20"/>
-        </w:rPr>
-        <w:t xml:space="preserve">che aveva raggiunto il suo culmine </w:t>
-      </w:r>
-      <w:r>
-        <w:rPr>
-          <w:rFonts w:ascii="Times New Roman" w:hAnsi="Times New Roman" w:cs="Times New Roman"/>
-          <w:sz w:val="20"/>
-          <w:szCs w:val="20"/>
-        </w:rPr>
-        <w:t xml:space="preserve">con il </w:t>
-      </w:r>
-      <w:r>
-        <w:rPr>
-          <w:rFonts w:ascii="Times New Roman" w:hAnsi="Times New Roman" w:cs="Times New Roman"/>
-          <w:i/>
-          <w:iCs/>
-          <w:sz w:val="20"/>
-          <w:szCs w:val="20"/>
-        </w:rPr>
-        <w:t>maxiprocesso a</w:t>
-      </w:r>
-      <w:r>
-        <w:rPr>
-          <w:rFonts w:ascii="Times New Roman" w:hAnsi="Times New Roman" w:cs="Times New Roman"/>
-          <w:sz w:val="20"/>
-          <w:szCs w:val="20"/>
-        </w:rPr>
-        <w:t xml:space="preserve"> </w:t>
-      </w:r>
-      <w:r>
-        <w:rPr>
-          <w:rFonts w:ascii="Times New Roman" w:hAnsi="Times New Roman" w:cs="Times New Roman"/>
-          <w:i/>
-          <w:iCs/>
-          <w:sz w:val="20"/>
-          <w:szCs w:val="20"/>
-        </w:rPr>
-        <w:t>Cosa nostra</w:t>
-      </w:r>
-      <w:r>
-        <w:rPr>
-          <w:rFonts w:ascii="Times New Roman" w:hAnsi="Times New Roman" w:cs="Times New Roman"/>
-          <w:sz w:val="20"/>
-          <w:szCs w:val="20"/>
-        </w:rPr>
-        <w:t xml:space="preserve"> </w:t>
-      </w:r>
-      <w:r>
-        <w:rPr>
-          <w:rFonts w:ascii="Times New Roman" w:hAnsi="Times New Roman" w:cs="Times New Roman"/>
-          <w:sz w:val="20"/>
-          <w:szCs w:val="20"/>
-        </w:rPr>
-        <w:t>e</w:t>
-      </w:r>
-      <w:r>
-        <w:rPr>
-          <w:rFonts w:ascii="Times New Roman" w:hAnsi="Times New Roman" w:cs="Times New Roman"/>
-          <w:sz w:val="20"/>
-          <w:szCs w:val="20"/>
-        </w:rPr>
-        <w:t xml:space="preserve"> </w:t>
-      </w:r>
-      <w:r>
-        <w:rPr>
-          <w:rFonts w:ascii="Times New Roman" w:hAnsi="Times New Roman" w:cs="Times New Roman"/>
-          <w:sz w:val="20"/>
-          <w:szCs w:val="20"/>
-        </w:rPr>
-        <w:t xml:space="preserve">le </w:t>
-      </w:r>
-      <w:r>
-        <w:rPr>
-          <w:rFonts w:ascii="Times New Roman" w:hAnsi="Times New Roman" w:cs="Times New Roman"/>
-          <w:sz w:val="20"/>
-          <w:szCs w:val="20"/>
-        </w:rPr>
-        <w:t>numerose</w:t>
-      </w:r>
-      <w:r>
-        <w:rPr>
-          <w:rFonts w:ascii="Times New Roman" w:hAnsi="Times New Roman" w:cs="Times New Roman"/>
-          <w:sz w:val="20"/>
-          <w:szCs w:val="20"/>
-        </w:rPr>
-        <w:t xml:space="preserve"> </w:t>
-      </w:r>
-      <w:r>
-        <w:rPr>
-          <w:rFonts w:ascii="Times New Roman" w:hAnsi="Times New Roman" w:cs="Times New Roman"/>
-          <w:sz w:val="20"/>
-          <w:szCs w:val="20"/>
-        </w:rPr>
-        <w:t xml:space="preserve">condanne </w:t>
-      </w:r>
-      <w:r>
-        <w:rPr>
-          <w:rFonts w:ascii="Times New Roman" w:hAnsi="Times New Roman" w:cs="Times New Roman"/>
-          <w:sz w:val="20"/>
-          <w:szCs w:val="20"/>
-        </w:rPr>
-        <w:t xml:space="preserve">del </w:t>
-      </w:r>
-      <w:r>
-        <w:rPr>
-          <w:rFonts w:ascii="Times New Roman" w:hAnsi="Times New Roman" w:cs="Times New Roman"/>
-          <w:sz w:val="20"/>
-          <w:szCs w:val="20"/>
-        </w:rPr>
-        <w:t>1987</w:t>
-      </w:r>
-      <w:r>
-        <w:rPr>
-          <w:rFonts w:ascii="Times New Roman" w:hAnsi="Times New Roman" w:cs="Times New Roman"/>
-          <w:sz w:val="20"/>
-          <w:szCs w:val="20"/>
-        </w:rPr>
-        <w:t xml:space="preserve"> </w:t>
-      </w:r>
-      <w:r>
-        <w:rPr>
-          <w:rFonts w:ascii="Times New Roman" w:hAnsi="Times New Roman" w:cs="Times New Roman"/>
-          <w:sz w:val="20"/>
-          <w:szCs w:val="20"/>
-        </w:rPr>
-        <w:t xml:space="preserve">(confermate in Cassazione </w:t>
-      </w:r>
-      <w:r>
-        <w:rPr>
-          <w:rFonts w:ascii="Times New Roman" w:hAnsi="Times New Roman" w:cs="Times New Roman"/>
-          <w:sz w:val="20"/>
-          <w:szCs w:val="20"/>
-        </w:rPr>
-        <w:t xml:space="preserve">proprio </w:t>
-      </w:r>
-      <w:r>
-        <w:rPr>
-          <w:rFonts w:ascii="Times New Roman" w:hAnsi="Times New Roman" w:cs="Times New Roman"/>
-          <w:sz w:val="20"/>
-          <w:szCs w:val="20"/>
-        </w:rPr>
-        <w:t>nel</w:t>
-      </w:r>
-      <w:r>
-        <w:rPr>
-          <w:rFonts w:ascii="Times New Roman" w:hAnsi="Times New Roman" w:cs="Times New Roman"/>
-          <w:sz w:val="20"/>
-          <w:szCs w:val="20"/>
-        </w:rPr>
-        <w:t xml:space="preserve"> </w:t>
-      </w:r>
-      <w:r>
-        <w:rPr>
-          <w:rFonts w:ascii="Times New Roman" w:hAnsi="Times New Roman" w:cs="Times New Roman"/>
-          <w:sz w:val="20"/>
-          <w:szCs w:val="20"/>
-        </w:rPr>
-        <w:t xml:space="preserve">’92). </w:t>
+          <w:sz w:val="20"/>
+          <w:szCs w:val="20"/>
+        </w:rPr>
+        <w:t xml:space="preserve">Va da sé che anche la TV e i </w:t>
+      </w:r>
+      <w:r>
+        <w:rPr>
+          <w:rFonts w:ascii="Times New Roman" w:hAnsi="Times New Roman" w:cs="Times New Roman"/>
+          <w:i/>
+          <w:iCs/>
+          <w:sz w:val="20"/>
+          <w:szCs w:val="20"/>
+        </w:rPr>
+        <w:t>nuovi media</w:t>
+      </w:r>
+      <w:r>
+        <w:rPr>
+          <w:rFonts w:ascii="Times New Roman" w:hAnsi="Times New Roman" w:cs="Times New Roman"/>
+          <w:sz w:val="20"/>
+          <w:szCs w:val="20"/>
+        </w:rPr>
+        <w:t xml:space="preserve"> </w:t>
+      </w:r>
+      <w:r>
+        <w:rPr>
+          <w:rFonts w:ascii="Times New Roman" w:hAnsi="Times New Roman" w:cs="Times New Roman"/>
+          <w:sz w:val="20"/>
+          <w:szCs w:val="20"/>
+        </w:rPr>
+        <w:t xml:space="preserve">tendono a </w:t>
+      </w:r>
+      <w:r>
+        <w:rPr>
+          <w:rFonts w:ascii="Times New Roman" w:hAnsi="Times New Roman" w:cs="Times New Roman"/>
+          <w:sz w:val="20"/>
+          <w:szCs w:val="20"/>
+        </w:rPr>
+        <w:t>sfrutta</w:t>
+      </w:r>
+      <w:r>
+        <w:rPr>
+          <w:rFonts w:ascii="Times New Roman" w:hAnsi="Times New Roman" w:cs="Times New Roman"/>
+          <w:sz w:val="20"/>
+          <w:szCs w:val="20"/>
+        </w:rPr>
+        <w:t>re</w:t>
+      </w:r>
+      <w:r>
+        <w:rPr>
+          <w:rFonts w:ascii="Times New Roman" w:hAnsi="Times New Roman" w:cs="Times New Roman"/>
+          <w:sz w:val="20"/>
+          <w:szCs w:val="20"/>
+        </w:rPr>
+        <w:t xml:space="preserve"> </w:t>
+      </w:r>
+      <w:r>
+        <w:rPr>
+          <w:rFonts w:ascii="Times New Roman" w:hAnsi="Times New Roman" w:cs="Times New Roman"/>
+          <w:sz w:val="20"/>
+          <w:szCs w:val="20"/>
+        </w:rPr>
+        <w:t>i</w:t>
+      </w:r>
+      <w:r>
+        <w:rPr>
+          <w:rFonts w:ascii="Times New Roman" w:hAnsi="Times New Roman" w:cs="Times New Roman"/>
+          <w:sz w:val="20"/>
+          <w:szCs w:val="20"/>
+        </w:rPr>
+        <w:t>l sadismo</w:t>
+      </w:r>
+      <w:r>
+        <w:rPr>
+          <w:rFonts w:ascii="Times New Roman" w:hAnsi="Times New Roman" w:cs="Times New Roman"/>
+          <w:sz w:val="20"/>
+          <w:szCs w:val="20"/>
+        </w:rPr>
+        <w:t xml:space="preserve"> per attirare il pubblico.</w:t>
       </w:r>
     </w:p>
     <w:p>
@@ -7550,182 +7404,9 @@
           <w:rFonts w:ascii="Times New Roman" w:hAnsi="Times New Roman" w:cs="Times New Roman"/>
           <w:sz w:val="20"/>
           <w:szCs w:val="20"/>
-        </w:rPr>
-      </w:pPr>
-      <w:r>
-        <w:rPr>
-          <w:rFonts w:ascii="Times New Roman" w:hAnsi="Times New Roman" w:cs="Times New Roman"/>
-          <w:sz w:val="20"/>
-          <w:szCs w:val="20"/>
-        </w:rPr>
-        <w:t>Tra</w:t>
-      </w:r>
-      <w:r>
-        <w:rPr>
-          <w:rFonts w:ascii="Times New Roman" w:hAnsi="Times New Roman" w:cs="Times New Roman"/>
-          <w:sz w:val="20"/>
-          <w:szCs w:val="20"/>
-        </w:rPr>
-        <w:t xml:space="preserve"> i tanti meriti del giudice Falcone, c’è quello di </w:t>
-      </w:r>
-      <w:r>
-        <w:rPr>
-          <w:rFonts w:ascii="Times New Roman" w:hAnsi="Times New Roman" w:cs="Times New Roman"/>
-          <w:i/>
-          <w:iCs/>
-          <w:sz w:val="20"/>
-          <w:szCs w:val="20"/>
-        </w:rPr>
-        <w:t>aver convinto un grande capo mafia come</w:t>
-      </w:r>
-      <w:r>
-        <w:rPr>
-          <w:rFonts w:ascii="Times New Roman" w:hAnsi="Times New Roman" w:cs="Times New Roman"/>
-          <w:sz w:val="20"/>
-          <w:szCs w:val="20"/>
-        </w:rPr>
-        <w:t xml:space="preserve"> </w:t>
-      </w:r>
-      <w:r>
-        <w:rPr>
-          <w:rFonts w:ascii="Times New Roman" w:hAnsi="Times New Roman" w:cs="Times New Roman"/>
-          <w:b/>
-          <w:bCs/>
-          <w:sz w:val="20"/>
-          <w:szCs w:val="20"/>
-        </w:rPr>
-        <w:t>Tommaso</w:t>
-      </w:r>
-      <w:r>
-        <w:rPr>
-          <w:rFonts w:ascii="Times New Roman" w:hAnsi="Times New Roman" w:cs="Times New Roman"/>
-          <w:i/>
-          <w:iCs/>
-          <w:sz w:val="20"/>
-          <w:szCs w:val="20"/>
-        </w:rPr>
-        <w:t xml:space="preserve"> </w:t>
-      </w:r>
-      <w:r>
-        <w:rPr>
-          <w:rFonts w:ascii="Times New Roman" w:hAnsi="Times New Roman" w:cs="Times New Roman"/>
-          <w:b/>
-          <w:bCs/>
-          <w:sz w:val="20"/>
-          <w:szCs w:val="20"/>
-        </w:rPr>
-        <w:t>Buscetta</w:t>
-      </w:r>
-      <w:r>
-        <w:rPr>
-          <w:rFonts w:ascii="Times New Roman" w:hAnsi="Times New Roman" w:cs="Times New Roman"/>
-          <w:sz w:val="20"/>
-          <w:szCs w:val="20"/>
-        </w:rPr>
-        <w:t xml:space="preserve"> </w:t>
-      </w:r>
-      <w:r>
-        <w:rPr>
-          <w:rFonts w:ascii="Times New Roman" w:hAnsi="Times New Roman" w:cs="Times New Roman"/>
-          <w:i/>
-          <w:iCs/>
-          <w:sz w:val="20"/>
-          <w:szCs w:val="20"/>
-        </w:rPr>
-        <w:t>a</w:t>
-      </w:r>
-      <w:r>
-        <w:rPr>
-          <w:rFonts w:ascii="Times New Roman" w:hAnsi="Times New Roman" w:cs="Times New Roman"/>
-          <w:sz w:val="20"/>
-          <w:szCs w:val="20"/>
-        </w:rPr>
-        <w:t xml:space="preserve"> </w:t>
-      </w:r>
-      <w:r>
-        <w:rPr>
-          <w:rFonts w:ascii="Times New Roman" w:hAnsi="Times New Roman" w:cs="Times New Roman"/>
-          <w:i/>
-          <w:iCs/>
-          <w:sz w:val="20"/>
-          <w:szCs w:val="20"/>
-        </w:rPr>
-        <w:t>collaborare con la giustizia</w:t>
-      </w:r>
-      <w:r>
-        <w:rPr>
-          <w:rFonts w:ascii="Times New Roman" w:hAnsi="Times New Roman" w:cs="Times New Roman"/>
-          <w:i/>
-          <w:iCs/>
-          <w:sz w:val="20"/>
-          <w:szCs w:val="20"/>
-        </w:rPr>
-        <w:t>,</w:t>
-      </w:r>
-      <w:r>
-        <w:rPr>
-          <w:rFonts w:ascii="Times New Roman" w:hAnsi="Times New Roman" w:cs="Times New Roman"/>
-          <w:sz w:val="20"/>
-          <w:szCs w:val="20"/>
-        </w:rPr>
-        <w:t xml:space="preserve"> per rendere intellegibile </w:t>
-      </w:r>
-      <w:r>
-        <w:rPr>
-          <w:rFonts w:ascii="Times New Roman" w:hAnsi="Times New Roman" w:cs="Times New Roman"/>
-          <w:sz w:val="20"/>
-          <w:szCs w:val="20"/>
-        </w:rPr>
-        <w:t xml:space="preserve">ai magistrati inquirenti </w:t>
-      </w:r>
-      <w:r>
-        <w:rPr>
-          <w:rFonts w:ascii="Times New Roman" w:hAnsi="Times New Roman" w:cs="Times New Roman"/>
-          <w:sz w:val="20"/>
-          <w:szCs w:val="20"/>
-        </w:rPr>
-        <w:t xml:space="preserve">il funzionamento </w:t>
-      </w:r>
-      <w:r>
-        <w:rPr>
-          <w:rFonts w:ascii="Times New Roman" w:hAnsi="Times New Roman" w:cs="Times New Roman"/>
-          <w:sz w:val="20"/>
-          <w:szCs w:val="20"/>
-        </w:rPr>
-        <w:t xml:space="preserve">di questa </w:t>
-      </w:r>
-      <w:r>
-        <w:rPr>
-          <w:rFonts w:ascii="Times New Roman" w:hAnsi="Times New Roman" w:cs="Times New Roman"/>
-          <w:sz w:val="20"/>
-          <w:szCs w:val="20"/>
-        </w:rPr>
-        <w:t xml:space="preserve">pericolosa </w:t>
-      </w:r>
-      <w:r>
-        <w:rPr>
-          <w:rFonts w:ascii="Times New Roman" w:hAnsi="Times New Roman" w:cs="Times New Roman"/>
-          <w:sz w:val="20"/>
-          <w:szCs w:val="20"/>
-        </w:rPr>
-        <w:t xml:space="preserve">organizzazione </w:t>
-      </w:r>
-      <w:r>
-        <w:rPr>
-          <w:rFonts w:ascii="Times New Roman" w:hAnsi="Times New Roman" w:cs="Times New Roman"/>
-          <w:sz w:val="20"/>
-          <w:szCs w:val="20"/>
-        </w:rPr>
-        <w:t>criminale</w:t>
-      </w:r>
-      <w:r>
-        <w:rPr>
-          <w:rFonts w:ascii="Times New Roman" w:hAnsi="Times New Roman" w:cs="Times New Roman"/>
-          <w:sz w:val="20"/>
-          <w:szCs w:val="20"/>
-        </w:rPr>
-        <w:t xml:space="preserve">. </w:t>
-      </w:r>
+          <w:vertAlign w:val="superscript"/>
+        </w:rPr>
+      </w:pPr>
     </w:p>
     <w:p>
       <w:pPr>
@@ -7741,164 +7422,504 @@
           <w:rFonts w:ascii="Times New Roman" w:hAnsi="Times New Roman" w:cs="Times New Roman"/>
           <w:sz w:val="20"/>
           <w:szCs w:val="20"/>
-        </w:rPr>
-        <w:t xml:space="preserve">È una “conversione” che per importanza ricorda quella dell’Innominato, di manzoniana memoria. </w:t>
-      </w:r>
-      <w:r>
-        <w:rPr>
-          <w:rFonts w:ascii="Times New Roman" w:hAnsi="Times New Roman" w:cs="Times New Roman"/>
-          <w:sz w:val="20"/>
-          <w:szCs w:val="20"/>
-        </w:rPr>
-        <w:t xml:space="preserve"> Solo che</w:t>
-      </w:r>
-      <w:r>
-        <w:rPr>
-          <w:rFonts w:ascii="Times New Roman" w:hAnsi="Times New Roman" w:cs="Times New Roman"/>
-          <w:sz w:val="20"/>
-          <w:szCs w:val="20"/>
-        </w:rPr>
-        <w:t xml:space="preserve"> qui, al posto d</w:t>
-      </w:r>
-      <w:r>
-        <w:rPr>
-          <w:rFonts w:ascii="Times New Roman" w:hAnsi="Times New Roman" w:cs="Times New Roman"/>
-          <w:sz w:val="20"/>
-          <w:szCs w:val="20"/>
-        </w:rPr>
-        <w:t xml:space="preserve">i un uomo di Chiesa (il </w:t>
-      </w:r>
-      <w:r>
-        <w:rPr>
-          <w:rFonts w:ascii="Times New Roman" w:hAnsi="Times New Roman" w:cs="Times New Roman"/>
-          <w:sz w:val="20"/>
-          <w:szCs w:val="20"/>
-        </w:rPr>
-        <w:t>cardinal Federico Borromeo</w:t>
-      </w:r>
-      <w:r>
-        <w:rPr>
-          <w:rFonts w:ascii="Times New Roman" w:hAnsi="Times New Roman" w:cs="Times New Roman"/>
-          <w:sz w:val="20"/>
-          <w:szCs w:val="20"/>
-        </w:rPr>
-        <w:t>)</w:t>
-      </w:r>
-      <w:r>
-        <w:rPr>
-          <w:rFonts w:ascii="Times New Roman" w:hAnsi="Times New Roman" w:cs="Times New Roman"/>
-          <w:sz w:val="20"/>
-          <w:szCs w:val="20"/>
-        </w:rPr>
-        <w:t>, c’è</w:t>
-      </w:r>
-      <w:r>
-        <w:rPr>
-          <w:rFonts w:ascii="Times New Roman" w:hAnsi="Times New Roman" w:cs="Times New Roman"/>
-          <w:sz w:val="20"/>
-          <w:szCs w:val="20"/>
-        </w:rPr>
-        <w:t xml:space="preserve"> un eroico servitore dello Stato.</w:t>
-      </w:r>
-      <w:r>
-        <w:rPr>
-          <w:rFonts w:ascii="Times New Roman" w:hAnsi="Times New Roman" w:cs="Times New Roman"/>
-          <w:sz w:val="20"/>
-          <w:szCs w:val="20"/>
-        </w:rPr>
-        <w:t xml:space="preserve"> </w:t>
-      </w:r>
-      <w:r>
-        <w:rPr>
-          <w:rFonts w:ascii="Times New Roman" w:hAnsi="Times New Roman" w:cs="Times New Roman"/>
-          <w:sz w:val="20"/>
-          <w:szCs w:val="20"/>
-        </w:rPr>
-        <w:t xml:space="preserve">Il </w:t>
-      </w:r>
-      <w:r>
-        <w:rPr>
-          <w:rFonts w:ascii="Times New Roman" w:hAnsi="Times New Roman" w:cs="Times New Roman"/>
-          <w:b/>
-          <w:bCs/>
-          <w:sz w:val="20"/>
-          <w:szCs w:val="20"/>
-        </w:rPr>
-        <w:t>23 maggio</w:t>
-      </w:r>
-      <w:r>
-        <w:rPr>
-          <w:rFonts w:ascii="Times New Roman" w:hAnsi="Times New Roman" w:cs="Times New Roman"/>
-          <w:sz w:val="20"/>
-          <w:szCs w:val="20"/>
-        </w:rPr>
-        <w:t xml:space="preserve"> (strage di Capaci) e il </w:t>
-      </w:r>
-      <w:r>
-        <w:rPr>
-          <w:rFonts w:ascii="Times New Roman" w:hAnsi="Times New Roman" w:cs="Times New Roman"/>
-          <w:b/>
-          <w:bCs/>
-          <w:sz w:val="20"/>
-          <w:szCs w:val="20"/>
-        </w:rPr>
-        <w:t>19 luglio</w:t>
-      </w:r>
-      <w:r>
-        <w:rPr>
-          <w:rFonts w:ascii="Times New Roman" w:hAnsi="Times New Roman" w:cs="Times New Roman"/>
-          <w:sz w:val="20"/>
-          <w:szCs w:val="20"/>
-        </w:rPr>
-        <w:t xml:space="preserve"> (strage di via d’Amelio, a Palermo) sono oggi </w:t>
-      </w:r>
-      <w:r>
-        <w:rPr>
-          <w:rFonts w:ascii="Times New Roman" w:hAnsi="Times New Roman" w:cs="Times New Roman"/>
-          <w:b/>
-          <w:bCs/>
-          <w:sz w:val="20"/>
-          <w:szCs w:val="20"/>
-        </w:rPr>
-        <w:t>G</w:t>
-      </w:r>
-      <w:r>
-        <w:rPr>
-          <w:rFonts w:ascii="Times New Roman" w:hAnsi="Times New Roman" w:cs="Times New Roman"/>
-          <w:b/>
-          <w:bCs/>
-          <w:sz w:val="20"/>
-          <w:szCs w:val="20"/>
-        </w:rPr>
-        <w:t>iornate di lotta</w:t>
-      </w:r>
-      <w:r>
-        <w:rPr>
-          <w:rFonts w:ascii="Times New Roman" w:hAnsi="Times New Roman" w:cs="Times New Roman"/>
-          <w:b/>
-          <w:bCs/>
-          <w:sz w:val="20"/>
-          <w:szCs w:val="20"/>
-        </w:rPr>
-        <w:t xml:space="preserve"> per la legalità</w:t>
-      </w:r>
-      <w:r>
-        <w:rPr>
-          <w:rFonts w:ascii="Times New Roman" w:hAnsi="Times New Roman" w:cs="Times New Roman"/>
-          <w:sz w:val="20"/>
-          <w:szCs w:val="20"/>
-        </w:rPr>
-        <w:t>.</w:t>
+          <w:vertAlign w:val="superscript"/>
+        </w:rPr>
+        <w:t>3</w:t>
+      </w:r>
+      <w:r>
+        <w:rPr>
+          <w:rFonts w:ascii="Times New Roman" w:hAnsi="Times New Roman" w:cs="Times New Roman"/>
+          <w:b/>
+          <w:bCs/>
+          <w:sz w:val="20"/>
+          <w:szCs w:val="20"/>
+        </w:rPr>
+        <w:t>Nel</w:t>
+      </w:r>
+      <w:r>
+        <w:rPr>
+          <w:rFonts w:ascii="Times New Roman" w:hAnsi="Times New Roman" w:cs="Times New Roman"/>
+          <w:sz w:val="20"/>
+          <w:szCs w:val="20"/>
+        </w:rPr>
+        <w:t xml:space="preserve"> </w:t>
+      </w:r>
+      <w:r>
+        <w:rPr>
+          <w:rFonts w:ascii="Times New Roman" w:hAnsi="Times New Roman" w:cs="Times New Roman"/>
+          <w:b/>
+          <w:bCs/>
+          <w:sz w:val="20"/>
+          <w:szCs w:val="20"/>
+        </w:rPr>
+        <w:t>1992</w:t>
+      </w:r>
+      <w:r>
+        <w:rPr>
+          <w:rFonts w:ascii="Times New Roman" w:hAnsi="Times New Roman" w:cs="Times New Roman"/>
+          <w:sz w:val="20"/>
+          <w:szCs w:val="20"/>
+        </w:rPr>
+        <w:t xml:space="preserve">, </w:t>
+      </w:r>
+      <w:r>
+        <w:rPr>
+          <w:rFonts w:ascii="Times New Roman" w:hAnsi="Times New Roman" w:cs="Times New Roman"/>
+          <w:b/>
+          <w:bCs/>
+          <w:sz w:val="20"/>
+          <w:szCs w:val="20"/>
+        </w:rPr>
+        <w:t>in Sicilia</w:t>
+      </w:r>
+      <w:r>
+        <w:rPr>
+          <w:rFonts w:ascii="Times New Roman" w:hAnsi="Times New Roman" w:cs="Times New Roman"/>
+          <w:b/>
+          <w:bCs/>
+          <w:sz w:val="20"/>
+          <w:szCs w:val="20"/>
+        </w:rPr>
+        <w:t>,</w:t>
+      </w:r>
+      <w:r>
+        <w:rPr>
+          <w:rFonts w:ascii="Times New Roman" w:hAnsi="Times New Roman" w:cs="Times New Roman"/>
+          <w:sz w:val="20"/>
+          <w:szCs w:val="20"/>
+        </w:rPr>
+        <w:t xml:space="preserve"> </w:t>
+      </w:r>
+      <w:r>
+        <w:rPr>
+          <w:rFonts w:ascii="Times New Roman" w:hAnsi="Times New Roman" w:cs="Times New Roman"/>
+          <w:b/>
+          <w:bCs/>
+          <w:sz w:val="20"/>
+          <w:szCs w:val="20"/>
+        </w:rPr>
+        <w:t xml:space="preserve">due terribili stragi uccidono i giudici </w:t>
+      </w:r>
+      <w:r>
+        <w:rPr>
+          <w:rFonts w:ascii="Times New Roman" w:hAnsi="Times New Roman" w:cs="Times New Roman"/>
+          <w:b/>
+          <w:bCs/>
+          <w:sz w:val="20"/>
+          <w:szCs w:val="20"/>
+        </w:rPr>
+        <w:t xml:space="preserve">Giovanni </w:t>
+      </w:r>
+      <w:r>
+        <w:rPr>
+          <w:rFonts w:ascii="Times New Roman" w:hAnsi="Times New Roman" w:cs="Times New Roman"/>
+          <w:b/>
+          <w:bCs/>
+          <w:sz w:val="20"/>
+          <w:szCs w:val="20"/>
+        </w:rPr>
+        <w:t xml:space="preserve">Falcone e </w:t>
+      </w:r>
+      <w:r>
+        <w:rPr>
+          <w:rFonts w:ascii="Times New Roman" w:hAnsi="Times New Roman" w:cs="Times New Roman"/>
+          <w:b/>
+          <w:bCs/>
+          <w:sz w:val="20"/>
+          <w:szCs w:val="20"/>
+        </w:rPr>
+        <w:t xml:space="preserve">Paolo </w:t>
+      </w:r>
+      <w:r>
+        <w:rPr>
+          <w:rFonts w:ascii="Times New Roman" w:hAnsi="Times New Roman" w:cs="Times New Roman"/>
+          <w:b/>
+          <w:bCs/>
+          <w:sz w:val="20"/>
+          <w:szCs w:val="20"/>
+        </w:rPr>
+        <w:t>Borsellino e le loro scorte</w:t>
+      </w:r>
+      <w:r>
+        <w:rPr>
+          <w:rFonts w:ascii="Times New Roman" w:hAnsi="Times New Roman" w:cs="Times New Roman"/>
+          <w:sz w:val="20"/>
+          <w:szCs w:val="20"/>
+        </w:rPr>
+        <w:t xml:space="preserve">, interrompendo un’importante stagione di </w:t>
+      </w:r>
+      <w:r>
+        <w:rPr>
+          <w:rFonts w:ascii="Times New Roman" w:hAnsi="Times New Roman" w:cs="Times New Roman"/>
+          <w:sz w:val="20"/>
+          <w:szCs w:val="20"/>
+        </w:rPr>
+        <w:t xml:space="preserve">contrasto </w:t>
+      </w:r>
+      <w:r>
+        <w:rPr>
+          <w:rFonts w:ascii="Times New Roman" w:hAnsi="Times New Roman" w:cs="Times New Roman"/>
+          <w:sz w:val="20"/>
+          <w:szCs w:val="20"/>
+        </w:rPr>
+        <w:t xml:space="preserve">alla </w:t>
+      </w:r>
+      <w:r>
+        <w:rPr>
+          <w:rFonts w:ascii="Times New Roman" w:hAnsi="Times New Roman" w:cs="Times New Roman"/>
+          <w:sz w:val="20"/>
+          <w:szCs w:val="20"/>
+        </w:rPr>
+        <w:t xml:space="preserve">mafia </w:t>
+      </w:r>
+      <w:r>
+        <w:rPr>
+          <w:rFonts w:ascii="Times New Roman" w:hAnsi="Times New Roman" w:cs="Times New Roman"/>
+          <w:sz w:val="20"/>
+          <w:szCs w:val="20"/>
+        </w:rPr>
+        <w:t xml:space="preserve">che aveva raggiunto il suo culmine </w:t>
+      </w:r>
+      <w:r>
+        <w:rPr>
+          <w:rFonts w:ascii="Times New Roman" w:hAnsi="Times New Roman" w:cs="Times New Roman"/>
+          <w:sz w:val="20"/>
+          <w:szCs w:val="20"/>
+        </w:rPr>
+        <w:t xml:space="preserve">con il </w:t>
+      </w:r>
+      <w:r>
+        <w:rPr>
+          <w:rFonts w:ascii="Times New Roman" w:hAnsi="Times New Roman" w:cs="Times New Roman"/>
+          <w:i/>
+          <w:iCs/>
+          <w:sz w:val="20"/>
+          <w:szCs w:val="20"/>
+        </w:rPr>
+        <w:t>maxiprocesso a</w:t>
+      </w:r>
+      <w:r>
+        <w:rPr>
+          <w:rFonts w:ascii="Times New Roman" w:hAnsi="Times New Roman" w:cs="Times New Roman"/>
+          <w:sz w:val="20"/>
+          <w:szCs w:val="20"/>
+        </w:rPr>
+        <w:t xml:space="preserve"> </w:t>
+      </w:r>
+      <w:r>
+        <w:rPr>
+          <w:rFonts w:ascii="Times New Roman" w:hAnsi="Times New Roman" w:cs="Times New Roman"/>
+          <w:i/>
+          <w:iCs/>
+          <w:sz w:val="20"/>
+          <w:szCs w:val="20"/>
+        </w:rPr>
+        <w:t>Cosa nostra</w:t>
+      </w:r>
+      <w:r>
+        <w:rPr>
+          <w:rFonts w:ascii="Times New Roman" w:hAnsi="Times New Roman" w:cs="Times New Roman"/>
+          <w:sz w:val="20"/>
+          <w:szCs w:val="20"/>
+        </w:rPr>
+        <w:t xml:space="preserve"> </w:t>
+      </w:r>
+      <w:r>
+        <w:rPr>
+          <w:rFonts w:ascii="Times New Roman" w:hAnsi="Times New Roman" w:cs="Times New Roman"/>
+          <w:sz w:val="20"/>
+          <w:szCs w:val="20"/>
+        </w:rPr>
+        <w:t>e</w:t>
+      </w:r>
+      <w:r>
+        <w:rPr>
+          <w:rFonts w:ascii="Times New Roman" w:hAnsi="Times New Roman" w:cs="Times New Roman"/>
+          <w:sz w:val="20"/>
+          <w:szCs w:val="20"/>
+        </w:rPr>
+        <w:t xml:space="preserve"> </w:t>
+      </w:r>
+      <w:r>
+        <w:rPr>
+          <w:rFonts w:ascii="Times New Roman" w:hAnsi="Times New Roman" w:cs="Times New Roman"/>
+          <w:sz w:val="20"/>
+          <w:szCs w:val="20"/>
+        </w:rPr>
+        <w:t xml:space="preserve">le </w:t>
+      </w:r>
+      <w:r>
+        <w:rPr>
+          <w:rFonts w:ascii="Times New Roman" w:hAnsi="Times New Roman" w:cs="Times New Roman"/>
+          <w:sz w:val="20"/>
+          <w:szCs w:val="20"/>
+        </w:rPr>
+        <w:t>numerose</w:t>
+      </w:r>
+      <w:r>
+        <w:rPr>
+          <w:rFonts w:ascii="Times New Roman" w:hAnsi="Times New Roman" w:cs="Times New Roman"/>
+          <w:sz w:val="20"/>
+          <w:szCs w:val="20"/>
+        </w:rPr>
+        <w:t xml:space="preserve"> </w:t>
+      </w:r>
+      <w:r>
+        <w:rPr>
+          <w:rFonts w:ascii="Times New Roman" w:hAnsi="Times New Roman" w:cs="Times New Roman"/>
+          <w:sz w:val="20"/>
+          <w:szCs w:val="20"/>
+        </w:rPr>
+        <w:t xml:space="preserve">condanne </w:t>
+      </w:r>
+      <w:r>
+        <w:rPr>
+          <w:rFonts w:ascii="Times New Roman" w:hAnsi="Times New Roman" w:cs="Times New Roman"/>
+          <w:sz w:val="20"/>
+          <w:szCs w:val="20"/>
+        </w:rPr>
+        <w:t xml:space="preserve">del </w:t>
+      </w:r>
+      <w:r>
+        <w:rPr>
+          <w:rFonts w:ascii="Times New Roman" w:hAnsi="Times New Roman" w:cs="Times New Roman"/>
+          <w:sz w:val="20"/>
+          <w:szCs w:val="20"/>
+        </w:rPr>
+        <w:t>1987</w:t>
+      </w:r>
+      <w:r>
+        <w:rPr>
+          <w:rFonts w:ascii="Times New Roman" w:hAnsi="Times New Roman" w:cs="Times New Roman"/>
+          <w:sz w:val="20"/>
+          <w:szCs w:val="20"/>
+        </w:rPr>
+        <w:t xml:space="preserve"> </w:t>
+      </w:r>
+      <w:r>
+        <w:rPr>
+          <w:rFonts w:ascii="Times New Roman" w:hAnsi="Times New Roman" w:cs="Times New Roman"/>
+          <w:sz w:val="20"/>
+          <w:szCs w:val="20"/>
+        </w:rPr>
+        <w:t xml:space="preserve">(confermate in Cassazione </w:t>
+      </w:r>
+      <w:r>
+        <w:rPr>
+          <w:rFonts w:ascii="Times New Roman" w:hAnsi="Times New Roman" w:cs="Times New Roman"/>
+          <w:sz w:val="20"/>
+          <w:szCs w:val="20"/>
+        </w:rPr>
+        <w:t xml:space="preserve">proprio </w:t>
+      </w:r>
+      <w:r>
+        <w:rPr>
+          <w:rFonts w:ascii="Times New Roman" w:hAnsi="Times New Roman" w:cs="Times New Roman"/>
+          <w:sz w:val="20"/>
+          <w:szCs w:val="20"/>
+        </w:rPr>
+        <w:t>nel</w:t>
+      </w:r>
+      <w:r>
+        <w:rPr>
+          <w:rFonts w:ascii="Times New Roman" w:hAnsi="Times New Roman" w:cs="Times New Roman"/>
+          <w:sz w:val="20"/>
+          <w:szCs w:val="20"/>
+        </w:rPr>
+        <w:t xml:space="preserve"> </w:t>
+      </w:r>
+      <w:r>
+        <w:rPr>
+          <w:rFonts w:ascii="Times New Roman" w:hAnsi="Times New Roman" w:cs="Times New Roman"/>
+          <w:sz w:val="20"/>
+          <w:szCs w:val="20"/>
+        </w:rPr>
+        <w:t xml:space="preserve">’92). </w:t>
       </w:r>
     </w:p>
     <w:p>
       <w:pPr>
-        <w:rPr>
-          <w:rFonts w:ascii="Times New Roman" w:hAnsi="Times New Roman" w:cs="Times New Roman"/>
-          <w:sz w:val="20"/>
-          <w:szCs w:val="20"/>
-        </w:rPr>
-      </w:pPr>
+        <w:ind w:left="708"/>
+        <w:rPr>
+          <w:rFonts w:ascii="Times New Roman" w:hAnsi="Times New Roman" w:cs="Times New Roman"/>
+          <w:sz w:val="20"/>
+          <w:szCs w:val="20"/>
+        </w:rPr>
+      </w:pPr>
+      <w:r>
+        <w:rPr>
+          <w:rFonts w:ascii="Times New Roman" w:hAnsi="Times New Roman" w:cs="Times New Roman"/>
+          <w:sz w:val="20"/>
+          <w:szCs w:val="20"/>
+        </w:rPr>
+        <w:t>Tra</w:t>
+      </w:r>
+      <w:r>
+        <w:rPr>
+          <w:rFonts w:ascii="Times New Roman" w:hAnsi="Times New Roman" w:cs="Times New Roman"/>
+          <w:sz w:val="20"/>
+          <w:szCs w:val="20"/>
+        </w:rPr>
+        <w:t xml:space="preserve"> i tanti meriti del giudice Falcone, c’è quello di </w:t>
+      </w:r>
+      <w:r>
+        <w:rPr>
+          <w:rFonts w:ascii="Times New Roman" w:hAnsi="Times New Roman" w:cs="Times New Roman"/>
+          <w:i/>
+          <w:iCs/>
+          <w:sz w:val="20"/>
+          <w:szCs w:val="20"/>
+        </w:rPr>
+        <w:t>aver convinto un grande capo mafia come</w:t>
+      </w:r>
+      <w:r>
+        <w:rPr>
+          <w:rFonts w:ascii="Times New Roman" w:hAnsi="Times New Roman" w:cs="Times New Roman"/>
+          <w:sz w:val="20"/>
+          <w:szCs w:val="20"/>
+        </w:rPr>
+        <w:t xml:space="preserve"> </w:t>
+      </w:r>
+      <w:r>
+        <w:rPr>
+          <w:rFonts w:ascii="Times New Roman" w:hAnsi="Times New Roman" w:cs="Times New Roman"/>
+          <w:b/>
+          <w:bCs/>
+          <w:sz w:val="20"/>
+          <w:szCs w:val="20"/>
+        </w:rPr>
+        <w:t>Tommaso</w:t>
+      </w:r>
+      <w:r>
+        <w:rPr>
+          <w:rFonts w:ascii="Times New Roman" w:hAnsi="Times New Roman" w:cs="Times New Roman"/>
+          <w:i/>
+          <w:iCs/>
+          <w:sz w:val="20"/>
+          <w:szCs w:val="20"/>
+        </w:rPr>
+        <w:t xml:space="preserve"> </w:t>
+      </w:r>
+      <w:r>
+        <w:rPr>
+          <w:rFonts w:ascii="Times New Roman" w:hAnsi="Times New Roman" w:cs="Times New Roman"/>
+          <w:b/>
+          <w:bCs/>
+          <w:sz w:val="20"/>
+          <w:szCs w:val="20"/>
+        </w:rPr>
+        <w:t>Buscetta</w:t>
+      </w:r>
+      <w:r>
+        <w:rPr>
+          <w:rFonts w:ascii="Times New Roman" w:hAnsi="Times New Roman" w:cs="Times New Roman"/>
+          <w:sz w:val="20"/>
+          <w:szCs w:val="20"/>
+        </w:rPr>
+        <w:t xml:space="preserve"> </w:t>
+      </w:r>
+      <w:r>
+        <w:rPr>
+          <w:rFonts w:ascii="Times New Roman" w:hAnsi="Times New Roman" w:cs="Times New Roman"/>
+          <w:i/>
+          <w:iCs/>
+          <w:sz w:val="20"/>
+          <w:szCs w:val="20"/>
+        </w:rPr>
+        <w:t>a</w:t>
+      </w:r>
+      <w:r>
+        <w:rPr>
+          <w:rFonts w:ascii="Times New Roman" w:hAnsi="Times New Roman" w:cs="Times New Roman"/>
+          <w:sz w:val="20"/>
+          <w:szCs w:val="20"/>
+        </w:rPr>
+        <w:t xml:space="preserve"> </w:t>
+      </w:r>
+      <w:r>
+        <w:rPr>
+          <w:rFonts w:ascii="Times New Roman" w:hAnsi="Times New Roman" w:cs="Times New Roman"/>
+          <w:i/>
+          <w:iCs/>
+          <w:sz w:val="20"/>
+          <w:szCs w:val="20"/>
+        </w:rPr>
+        <w:t>collaborare con la giustizia</w:t>
+      </w:r>
+      <w:r>
+        <w:rPr>
+          <w:rFonts w:ascii="Times New Roman" w:hAnsi="Times New Roman" w:cs="Times New Roman"/>
+          <w:i/>
+          <w:iCs/>
+          <w:sz w:val="20"/>
+          <w:szCs w:val="20"/>
+        </w:rPr>
+        <w:t>,</w:t>
+      </w:r>
+      <w:r>
+        <w:rPr>
+          <w:rFonts w:ascii="Times New Roman" w:hAnsi="Times New Roman" w:cs="Times New Roman"/>
+          <w:sz w:val="20"/>
+          <w:szCs w:val="20"/>
+        </w:rPr>
+        <w:t xml:space="preserve"> per rendere intellegibile </w:t>
+      </w:r>
+      <w:r>
+        <w:rPr>
+          <w:rFonts w:ascii="Times New Roman" w:hAnsi="Times New Roman" w:cs="Times New Roman"/>
+          <w:sz w:val="20"/>
+          <w:szCs w:val="20"/>
+        </w:rPr>
+        <w:t xml:space="preserve">ai magistrati inquirenti </w:t>
+      </w:r>
+      <w:r>
+        <w:rPr>
+          <w:rFonts w:ascii="Times New Roman" w:hAnsi="Times New Roman" w:cs="Times New Roman"/>
+          <w:sz w:val="20"/>
+          <w:szCs w:val="20"/>
+        </w:rPr>
+        <w:t xml:space="preserve">il funzionamento </w:t>
+      </w:r>
+      <w:r>
+        <w:rPr>
+          <w:rFonts w:ascii="Times New Roman" w:hAnsi="Times New Roman" w:cs="Times New Roman"/>
+          <w:sz w:val="20"/>
+          <w:szCs w:val="20"/>
+        </w:rPr>
+        <w:t xml:space="preserve">di questa </w:t>
+      </w:r>
+      <w:r>
+        <w:rPr>
+          <w:rFonts w:ascii="Times New Roman" w:hAnsi="Times New Roman" w:cs="Times New Roman"/>
+          <w:sz w:val="20"/>
+          <w:szCs w:val="20"/>
+        </w:rPr>
+        <w:t xml:space="preserve">pericolosa </w:t>
+      </w:r>
+      <w:r>
+        <w:rPr>
+          <w:rFonts w:ascii="Times New Roman" w:hAnsi="Times New Roman" w:cs="Times New Roman"/>
+          <w:sz w:val="20"/>
+          <w:szCs w:val="20"/>
+        </w:rPr>
+        <w:t xml:space="preserve">organizzazione </w:t>
+      </w:r>
+      <w:r>
+        <w:rPr>
+          <w:rFonts w:ascii="Times New Roman" w:hAnsi="Times New Roman" w:cs="Times New Roman"/>
+          <w:sz w:val="20"/>
+          <w:szCs w:val="20"/>
+        </w:rPr>
+        <w:t>criminale</w:t>
+      </w:r>
+      <w:r>
+        <w:rPr>
+          <w:rFonts w:ascii="Times New Roman" w:hAnsi="Times New Roman" w:cs="Times New Roman"/>
+          <w:sz w:val="20"/>
+          <w:szCs w:val="20"/>
+        </w:rPr>
+        <w:t xml:space="preserve">. </w:t>
+      </w:r>
     </w:p>
     <w:p>
       <w:pPr>
@@ -7914,9 +7935,184 @@
           <w:rFonts w:ascii="Times New Roman" w:hAnsi="Times New Roman" w:cs="Times New Roman"/>
           <w:sz w:val="20"/>
           <w:szCs w:val="20"/>
+        </w:rPr>
+        <w:t xml:space="preserve">È una “conversione” che per importanza ricorda quella dell’Innominato, di manzoniana memoria. </w:t>
+      </w:r>
+      <w:r>
+        <w:rPr>
+          <w:rFonts w:ascii="Times New Roman" w:hAnsi="Times New Roman" w:cs="Times New Roman"/>
+          <w:sz w:val="20"/>
+          <w:szCs w:val="20"/>
+        </w:rPr>
+        <w:t xml:space="preserve"> Solo che</w:t>
+      </w:r>
+      <w:r>
+        <w:rPr>
+          <w:rFonts w:ascii="Times New Roman" w:hAnsi="Times New Roman" w:cs="Times New Roman"/>
+          <w:sz w:val="20"/>
+          <w:szCs w:val="20"/>
+        </w:rPr>
+        <w:t xml:space="preserve"> qui, al posto d</w:t>
+      </w:r>
+      <w:r>
+        <w:rPr>
+          <w:rFonts w:ascii="Times New Roman" w:hAnsi="Times New Roman" w:cs="Times New Roman"/>
+          <w:sz w:val="20"/>
+          <w:szCs w:val="20"/>
+        </w:rPr>
+        <w:t xml:space="preserve">i un uomo di Chiesa (il </w:t>
+      </w:r>
+      <w:r>
+        <w:rPr>
+          <w:rFonts w:ascii="Times New Roman" w:hAnsi="Times New Roman" w:cs="Times New Roman"/>
+          <w:sz w:val="20"/>
+          <w:szCs w:val="20"/>
+        </w:rPr>
+        <w:t>cardinal Federico Borromeo</w:t>
+      </w:r>
+      <w:r>
+        <w:rPr>
+          <w:rFonts w:ascii="Times New Roman" w:hAnsi="Times New Roman" w:cs="Times New Roman"/>
+          <w:sz w:val="20"/>
+          <w:szCs w:val="20"/>
+        </w:rPr>
+        <w:t>)</w:t>
+      </w:r>
+      <w:r>
+        <w:rPr>
+          <w:rFonts w:ascii="Times New Roman" w:hAnsi="Times New Roman" w:cs="Times New Roman"/>
+          <w:sz w:val="20"/>
+          <w:szCs w:val="20"/>
+        </w:rPr>
+        <w:t>, c’è</w:t>
+      </w:r>
+      <w:r>
+        <w:rPr>
+          <w:rFonts w:ascii="Times New Roman" w:hAnsi="Times New Roman" w:cs="Times New Roman"/>
+          <w:sz w:val="20"/>
+          <w:szCs w:val="20"/>
+        </w:rPr>
+        <w:t xml:space="preserve"> un eroico servitore dello Stato.</w:t>
+      </w:r>
+      <w:r>
+        <w:rPr>
+          <w:rFonts w:ascii="Times New Roman" w:hAnsi="Times New Roman" w:cs="Times New Roman"/>
+          <w:sz w:val="20"/>
+          <w:szCs w:val="20"/>
+        </w:rPr>
+        <w:t xml:space="preserve"> </w:t>
+      </w:r>
+      <w:r>
+        <w:rPr>
+          <w:rFonts w:ascii="Times New Roman" w:hAnsi="Times New Roman" w:cs="Times New Roman"/>
+          <w:sz w:val="20"/>
+          <w:szCs w:val="20"/>
+        </w:rPr>
+        <w:t xml:space="preserve">Il </w:t>
+      </w:r>
+      <w:r>
+        <w:rPr>
+          <w:rFonts w:ascii="Times New Roman" w:hAnsi="Times New Roman" w:cs="Times New Roman"/>
+          <w:b/>
+          <w:bCs/>
+          <w:sz w:val="20"/>
+          <w:szCs w:val="20"/>
+        </w:rPr>
+        <w:t>23 maggio</w:t>
+      </w:r>
+      <w:r>
+        <w:rPr>
+          <w:rFonts w:ascii="Times New Roman" w:hAnsi="Times New Roman" w:cs="Times New Roman"/>
+          <w:sz w:val="20"/>
+          <w:szCs w:val="20"/>
+        </w:rPr>
+        <w:t xml:space="preserve"> (strage di Capaci) e il </w:t>
+      </w:r>
+      <w:r>
+        <w:rPr>
+          <w:rFonts w:ascii="Times New Roman" w:hAnsi="Times New Roman" w:cs="Times New Roman"/>
+          <w:b/>
+          <w:bCs/>
+          <w:sz w:val="20"/>
+          <w:szCs w:val="20"/>
+        </w:rPr>
+        <w:t>19 luglio</w:t>
+      </w:r>
+      <w:r>
+        <w:rPr>
+          <w:rFonts w:ascii="Times New Roman" w:hAnsi="Times New Roman" w:cs="Times New Roman"/>
+          <w:sz w:val="20"/>
+          <w:szCs w:val="20"/>
+        </w:rPr>
+        <w:t xml:space="preserve"> (strage di via d’Amelio, a Palermo) sono oggi </w:t>
+      </w:r>
+      <w:r>
+        <w:rPr>
+          <w:rFonts w:ascii="Times New Roman" w:hAnsi="Times New Roman" w:cs="Times New Roman"/>
+          <w:b/>
+          <w:bCs/>
+          <w:sz w:val="20"/>
+          <w:szCs w:val="20"/>
+        </w:rPr>
+        <w:t>G</w:t>
+      </w:r>
+      <w:r>
+        <w:rPr>
+          <w:rFonts w:ascii="Times New Roman" w:hAnsi="Times New Roman" w:cs="Times New Roman"/>
+          <w:b/>
+          <w:bCs/>
+          <w:sz w:val="20"/>
+          <w:szCs w:val="20"/>
+        </w:rPr>
+        <w:t>iornate di lotta</w:t>
+      </w:r>
+      <w:r>
+        <w:rPr>
+          <w:rFonts w:ascii="Times New Roman" w:hAnsi="Times New Roman" w:cs="Times New Roman"/>
+          <w:b/>
+          <w:bCs/>
+          <w:sz w:val="20"/>
+          <w:szCs w:val="20"/>
+        </w:rPr>
+        <w:t xml:space="preserve"> per la legalità</w:t>
+      </w:r>
+      <w:r>
+        <w:rPr>
+          <w:rFonts w:ascii="Times New Roman" w:hAnsi="Times New Roman" w:cs="Times New Roman"/>
+          <w:sz w:val="20"/>
+          <w:szCs w:val="20"/>
+        </w:rPr>
+        <w:t>.</w:t>
+      </w:r>
+    </w:p>
+    <w:p>
+      <w:pPr>
+        <w:rPr>
+          <w:rFonts w:ascii="Times New Roman" w:hAnsi="Times New Roman" w:cs="Times New Roman"/>
+          <w:sz w:val="20"/>
+          <w:szCs w:val="20"/>
+        </w:rPr>
+      </w:pPr>
+    </w:p>
+    <w:p>
+      <w:pPr>
+        <w:ind w:left="708"/>
+        <w:rPr>
+          <w:rFonts w:ascii="Times New Roman" w:hAnsi="Times New Roman" w:cs="Times New Roman"/>
+          <w:b/>
+          <w:bCs/>
+          <w:sz w:val="20"/>
+          <w:szCs w:val="20"/>
+        </w:rPr>
+      </w:pPr>
+      <w:r>
+        <w:rPr>
+          <w:rFonts w:ascii="Times New Roman" w:hAnsi="Times New Roman" w:cs="Times New Roman"/>
+          <w:sz w:val="20"/>
+          <w:szCs w:val="20"/>
           <w:vertAlign w:val="superscript"/>
         </w:rPr>
-        <w:t>3</w:t>
+        <w:t>4</w:t>
       </w:r>
       <w:r>
         <w:rPr>
@@ -7986,7 +8182,47 @@
           <w:sz w:val="20"/>
           <w:szCs w:val="20"/>
         </w:rPr>
-        <w:t>si assiste al crollo dei paesi comunisti ad Est e allo sgretolamento del fronte antifascista ad Ovest</w:t>
+        <w:t xml:space="preserve">si assiste al crollo dei </w:t>
+      </w:r>
+      <w:r>
+        <w:rPr>
+          <w:rFonts w:ascii="Times New Roman" w:hAnsi="Times New Roman" w:cs="Times New Roman"/>
+          <w:b/>
+          <w:bCs/>
+          <w:sz w:val="20"/>
+          <w:szCs w:val="20"/>
+        </w:rPr>
+        <w:t xml:space="preserve">regimi </w:t>
+      </w:r>
+      <w:r>
+        <w:rPr>
+          <w:rFonts w:ascii="Times New Roman" w:hAnsi="Times New Roman" w:cs="Times New Roman"/>
+          <w:b/>
+          <w:bCs/>
+          <w:sz w:val="20"/>
+          <w:szCs w:val="20"/>
+        </w:rPr>
+        <w:t xml:space="preserve">sedicenti comunisti </w:t>
+      </w:r>
+      <w:r>
+        <w:rPr>
+          <w:rFonts w:ascii="Times New Roman" w:hAnsi="Times New Roman" w:cs="Times New Roman"/>
+          <w:b/>
+          <w:bCs/>
+          <w:sz w:val="20"/>
+          <w:szCs w:val="20"/>
+        </w:rPr>
+        <w:t xml:space="preserve">ad </w:t>
+      </w:r>
+      <w:r>
+        <w:rPr>
+          <w:rFonts w:ascii="Times New Roman" w:hAnsi="Times New Roman" w:cs="Times New Roman"/>
+          <w:b/>
+          <w:bCs/>
+          <w:sz w:val="20"/>
+          <w:szCs w:val="20"/>
+        </w:rPr>
+        <w:t>Est e allo sgretolamento del fronte antifascista ad Ovest</w:t>
       </w:r>
       <w:r>
         <w:rPr>
@@ -8008,6 +8244,16 @@
         </w:rPr>
         <w:t xml:space="preserve"> </w:t>
       </w:r>
+    </w:p>
+    <w:p>
+      <w:pPr>
+        <w:ind w:left="708"/>
+        <w:rPr>
+          <w:rFonts w:ascii="Times New Roman" w:hAnsi="Times New Roman" w:cs="Times New Roman"/>
+          <w:sz w:val="20"/>
+          <w:szCs w:val="20"/>
+        </w:rPr>
+      </w:pPr>
       <w:r>
         <w:rPr>
           <w:rFonts w:ascii="Times New Roman" w:hAnsi="Times New Roman" w:cs="Times New Roman"/>
@@ -10135,6 +10381,21 @@
   <w:rsids>
     <w:rsidRoot w:val="00056CB8"/>
     <w:rsid w:val="00056CB8"/>
+    <w:rsid w:val="002050D5"/>
+    <w:rsid w:val="00210678"/>
+    <w:rsid w:val="0024521D"/>
+    <w:rsid w:val="003D64BD"/>
+    <w:rsid w:val="005072D1"/>
+    <w:rsid w:val="005217C4"/>
+    <w:rsid w:val="00542FC6"/>
+    <w:rsid w:val="00577BCD"/>
+    <w:rsid w:val="006037B9"/>
+    <w:rsid w:val="007F00F8"/>
+    <w:rsid w:val="009D05E4"/>
+    <w:rsid w:val="00BC3D2A"/>
+    <w:rsid w:val="00C35162"/>
+    <w:rsid w:val="00E33F61"/>
+    <w:rsid w:val="00EF2B3F"/>
     <w:rsid w:val="00FD5EC8"/>
     <w:rsid w:val="00FF54D8"/>
   </w:rsids>
@@ -10591,10 +10852,6 @@
     <w:name w:val="9810AF6E150F44488E902E6ED805FEC8"/>
     <w:rsid w:val="00056CB8"/>
   </w:style>
-  <w:style w:type="paragraph" w:customStyle="1" w:styleId="EB5A4AD60C8F4686B4220C7B7EB12E9C">
-    <w:name w:val="EB5A4AD60C8F4686B4220C7B7EB12E9C"/>
-    <w:rsid w:val="00056CB8"/>
-  </w:style>
 </w:styles>
 </file>
 
